--- a/lessons/3-10/homework.docx
+++ b/lessons/3-10/homework.docx
@@ -24,7 +24,7 @@
           <w:i/>
           <w:iCs/>
         </w:rPr>
-        <w:t xml:space="preserve">Lesson 4-6  •  Standard 6.AT.3c</w:t>
+        <w:t xml:space="preserve">Lesson 3-10  •  Standard 6.AT.3c</w:t>
       </w:r>
     </w:p>
     <w:p>
@@ -161,73 +161,10 @@
           <w:b/>
           <w:bCs/>
         </w:rPr>
-        <w:t xml:space="preserve">Conversion Factor (Factor de conversión)</w:t>
-      </w:r>
-      <w:r>
-        <w:t xml:space="preserve"> — A ratio that helps you change one unit into another.</w:t>
-      </w:r>
-    </w:p>
-    <w:p>
-      <w:pPr>
-        <w:keepNext/>
-        <w:spacing w:after="20" w:before="80"/>
-        <w:jc w:val="center"/>
-      </w:pPr>
-      <w:r>
-        <w:drawing>
-          <wp:inline distT="0" distB="0" distL="0" distR="0">
-            <wp:extent cx="1047750" cy="790575"/>
-            <wp:effectExtent t="0" r="0" b="0" l="0"/>
-            <wp:docPr id="1" name="" descr="" title=""/>
-            <wp:cNvGraphicFramePr>
-              <a:graphicFrameLocks xmlns:a="http://schemas.openxmlformats.org/drawingml/2006/main" noChangeAspect="1"/>
-            </wp:cNvGraphicFramePr>
-            <a:graphic xmlns:a="http://schemas.openxmlformats.org/drawingml/2006/main">
-              <a:graphicData uri="http://schemas.openxmlformats.org/drawingml/2006/picture">
-                <pic:pic xmlns:pic="http://schemas.openxmlformats.org/drawingml/2006/picture">
-                  <pic:nvPicPr>
-                    <pic:cNvPr id="0" name="" descr=""/>
-                    <pic:cNvPicPr>
-                      <a:picLocks noChangeAspect="1" noChangeArrowheads="1"/>
-                    </pic:cNvPicPr>
-                  </pic:nvPicPr>
-                  <pic:blipFill>
-                    <a:blip r:embed="rId7" cstate="none"/>
-                    <a:srcRect/>
-                    <a:stretch>
-                      <a:fillRect/>
-                    </a:stretch>
-                  </pic:blipFill>
-                  <pic:spPr bwMode="auto">
-                    <a:xfrm>
-                      <a:off x="0" y="0"/>
-                      <a:ext cx="1047750" cy="790575"/>
-                    </a:xfrm>
-                    <a:prstGeom prst="rect">
-                      <a:avLst/>
-                    </a:prstGeom>
-                  </pic:spPr>
-                </pic:pic>
-              </a:graphicData>
-            </a:graphic>
-          </wp:inline>
-        </w:drawing>
-      </w:r>
-    </w:p>
-    <w:p>
-      <w:pPr>
-        <w:keepNext/>
-        <w:spacing w:after="120"/>
-      </w:pPr>
-      <w:r>
-        <w:rPr>
-          <w:b/>
-          <w:bCs/>
-        </w:rPr>
-        <w:t xml:space="preserve">Unit (Unidad)</w:t>
-      </w:r>
-      <w:r>
-        <w:t xml:space="preserve"> — A standard amount used to measure, like an inch or a liter.</w:t>
+        <w:t xml:space="preserve">Convert Measurement Units (Convertir unidades de medida)</w:t>
+      </w:r>
+      <w:r>
+        <w:t xml:space="preserve"> — Rename a measurement in a different unit without changing its amount.</w:t>
       </w:r>
     </w:p>
     <w:p>
@@ -287,10 +224,73 @@
           <w:b/>
           <w:bCs/>
         </w:rPr>
-        <w:t xml:space="preserve">Equivalent (Equivalente)</w:t>
-      </w:r>
-      <w:r>
-        <w:t xml:space="preserve"> — Having the same value, just in different units.</w:t>
+        <w:t xml:space="preserve">Conversion Factor (Factor de conversión)</w:t>
+      </w:r>
+      <w:r>
+        <w:t xml:space="preserve"> — A ratio that helps you change one unit into another.</w:t>
+      </w:r>
+    </w:p>
+    <w:p>
+      <w:pPr>
+        <w:keepNext/>
+        <w:spacing w:after="20" w:before="80"/>
+        <w:jc w:val="center"/>
+      </w:pPr>
+      <w:r>
+        <w:drawing>
+          <wp:inline distT="0" distB="0" distL="0" distR="0">
+            <wp:extent cx="1047750" cy="790575"/>
+            <wp:effectExtent t="0" r="0" b="0" l="0"/>
+            <wp:docPr id="1" name="" descr="" title=""/>
+            <wp:cNvGraphicFramePr>
+              <a:graphicFrameLocks xmlns:a="http://schemas.openxmlformats.org/drawingml/2006/main" noChangeAspect="1"/>
+            </wp:cNvGraphicFramePr>
+            <a:graphic xmlns:a="http://schemas.openxmlformats.org/drawingml/2006/main">
+              <a:graphicData uri="http://schemas.openxmlformats.org/drawingml/2006/picture">
+                <pic:pic xmlns:pic="http://schemas.openxmlformats.org/drawingml/2006/picture">
+                  <pic:nvPicPr>
+                    <pic:cNvPr id="0" name="" descr=""/>
+                    <pic:cNvPicPr>
+                      <a:picLocks noChangeAspect="1" noChangeArrowheads="1"/>
+                    </pic:cNvPicPr>
+                  </pic:nvPicPr>
+                  <pic:blipFill>
+                    <a:blip r:embed="rId8" cstate="none"/>
+                    <a:srcRect/>
+                    <a:stretch>
+                      <a:fillRect/>
+                    </a:stretch>
+                  </pic:blipFill>
+                  <pic:spPr bwMode="auto">
+                    <a:xfrm>
+                      <a:off x="0" y="0"/>
+                      <a:ext cx="1047750" cy="790575"/>
+                    </a:xfrm>
+                    <a:prstGeom prst="rect">
+                      <a:avLst/>
+                    </a:prstGeom>
+                  </pic:spPr>
+                </pic:pic>
+              </a:graphicData>
+            </a:graphic>
+          </wp:inline>
+        </w:drawing>
+      </w:r>
+    </w:p>
+    <w:p>
+      <w:pPr>
+        <w:keepNext/>
+        <w:spacing w:after="120"/>
+      </w:pPr>
+      <w:r>
+        <w:rPr>
+          <w:b/>
+          <w:bCs/>
+        </w:rPr>
+        <w:t xml:space="preserve">Unit (Unidad)</w:t>
+      </w:r>
+      <w:r>
+        <w:t xml:space="preserve"> — A standard amount used to measure, like an inch or a liter.</w:t>
       </w:r>
     </w:p>
     <w:p>
@@ -350,10 +350,10 @@
           <w:b/>
           <w:bCs/>
         </w:rPr>
-        <w:t xml:space="preserve">Ratio (Razón)</w:t>
-      </w:r>
-      <w:r>
-        <w:t xml:space="preserve"> — A way to compare two amounts.</w:t>
+        <w:t xml:space="preserve">Equivalent (Equivalente)</w:t>
+      </w:r>
+      <w:r>
+        <w:t xml:space="preserve"> — Having the same value, just in different units.</w:t>
       </w:r>
     </w:p>
     <w:p>
@@ -381,7 +381,7 @@
                     </pic:cNvPicPr>
                   </pic:nvPicPr>
                   <pic:blipFill>
-                    <a:blip r:embed="rId7" cstate="none"/>
+                    <a:blip r:embed="rId10" cstate="none"/>
                     <a:srcRect/>
                     <a:stretch>
                       <a:fillRect/>
@@ -413,10 +413,10 @@
           <w:b/>
           <w:bCs/>
         </w:rPr>
-        <w:t xml:space="preserve">Customary units (Unidades usuales (sistema inglés))</w:t>
-      </w:r>
-      <w:r>
-        <w:t xml:space="preserve"> — The U.S. way of measuring, like inches, feet, and pounds.</w:t>
+        <w:t xml:space="preserve">Ratio (Razón)</w:t>
+      </w:r>
+      <w:r>
+        <w:t xml:space="preserve"> — A way to compare two amounts, like 3 to 2.</w:t>
       </w:r>
     </w:p>
     <w:p>
@@ -444,7 +444,7 @@
                     </pic:cNvPicPr>
                   </pic:nvPicPr>
                   <pic:blipFill>
-                    <a:blip r:embed="rId7" cstate="none"/>
+                    <a:blip r:embed="rId8" cstate="none"/>
                     <a:srcRect/>
                     <a:stretch>
                       <a:fillRect/>
@@ -476,10 +476,136 @@
           <w:b/>
           <w:bCs/>
         </w:rPr>
+        <w:t xml:space="preserve">Customary units (Unidades usuales (sistema inglés))</w:t>
+      </w:r>
+      <w:r>
+        <w:t xml:space="preserve"> — The U.S. way of measuring, like inches, feet, and pounds.</w:t>
+      </w:r>
+    </w:p>
+    <w:p>
+      <w:pPr>
+        <w:keepNext/>
+        <w:spacing w:after="20" w:before="80"/>
+        <w:jc w:val="center"/>
+      </w:pPr>
+      <w:r>
+        <w:drawing>
+          <wp:inline distT="0" distB="0" distL="0" distR="0">
+            <wp:extent cx="1047750" cy="790575"/>
+            <wp:effectExtent t="0" r="0" b="0" l="0"/>
+            <wp:docPr id="1" name="" descr="" title=""/>
+            <wp:cNvGraphicFramePr>
+              <a:graphicFrameLocks xmlns:a="http://schemas.openxmlformats.org/drawingml/2006/main" noChangeAspect="1"/>
+            </wp:cNvGraphicFramePr>
+            <a:graphic xmlns:a="http://schemas.openxmlformats.org/drawingml/2006/main">
+              <a:graphicData uri="http://schemas.openxmlformats.org/drawingml/2006/picture">
+                <pic:pic xmlns:pic="http://schemas.openxmlformats.org/drawingml/2006/picture">
+                  <pic:nvPicPr>
+                    <pic:cNvPr id="0" name="" descr=""/>
+                    <pic:cNvPicPr>
+                      <a:picLocks noChangeAspect="1" noChangeArrowheads="1"/>
+                    </pic:cNvPicPr>
+                  </pic:nvPicPr>
+                  <pic:blipFill>
+                    <a:blip r:embed="rId8" cstate="none"/>
+                    <a:srcRect/>
+                    <a:stretch>
+                      <a:fillRect/>
+                    </a:stretch>
+                  </pic:blipFill>
+                  <pic:spPr bwMode="auto">
+                    <a:xfrm>
+                      <a:off x="0" y="0"/>
+                      <a:ext cx="1047750" cy="790575"/>
+                    </a:xfrm>
+                    <a:prstGeom prst="rect">
+                      <a:avLst/>
+                    </a:prstGeom>
+                  </pic:spPr>
+                </pic:pic>
+              </a:graphicData>
+            </a:graphic>
+          </wp:inline>
+        </w:drawing>
+      </w:r>
+    </w:p>
+    <w:p>
+      <w:pPr>
+        <w:keepNext/>
+        <w:spacing w:after="120"/>
+      </w:pPr>
+      <w:r>
+        <w:rPr>
+          <w:b/>
+          <w:bCs/>
+        </w:rPr>
         <w:t xml:space="preserve">Metric units (Unidades métricas)</w:t>
       </w:r>
       <w:r>
         <w:t xml:space="preserve"> — A way of measuring by 10s, like meters, liters, and grams.</w:t>
+      </w:r>
+    </w:p>
+    <w:p>
+      <w:pPr>
+        <w:keepNext/>
+        <w:spacing w:after="20" w:before="80"/>
+        <w:jc w:val="center"/>
+      </w:pPr>
+      <w:r>
+        <w:drawing>
+          <wp:inline distT="0" distB="0" distL="0" distR="0">
+            <wp:extent cx="1047750" cy="790575"/>
+            <wp:effectExtent t="0" r="0" b="0" l="0"/>
+            <wp:docPr id="1" name="" descr="" title=""/>
+            <wp:cNvGraphicFramePr>
+              <a:graphicFrameLocks xmlns:a="http://schemas.openxmlformats.org/drawingml/2006/main" noChangeAspect="1"/>
+            </wp:cNvGraphicFramePr>
+            <a:graphic xmlns:a="http://schemas.openxmlformats.org/drawingml/2006/main">
+              <a:graphicData uri="http://schemas.openxmlformats.org/drawingml/2006/picture">
+                <pic:pic xmlns:pic="http://schemas.openxmlformats.org/drawingml/2006/picture">
+                  <pic:nvPicPr>
+                    <pic:cNvPr id="0" name="" descr=""/>
+                    <pic:cNvPicPr>
+                      <a:picLocks noChangeAspect="1" noChangeArrowheads="1"/>
+                    </pic:cNvPicPr>
+                  </pic:nvPicPr>
+                  <pic:blipFill>
+                    <a:blip r:embed="rId11" cstate="none"/>
+                    <a:srcRect/>
+                    <a:stretch>
+                      <a:fillRect/>
+                    </a:stretch>
+                  </pic:blipFill>
+                  <pic:spPr bwMode="auto">
+                    <a:xfrm>
+                      <a:off x="0" y="0"/>
+                      <a:ext cx="1047750" cy="790575"/>
+                    </a:xfrm>
+                    <a:prstGeom prst="rect">
+                      <a:avLst/>
+                    </a:prstGeom>
+                  </pic:spPr>
+                </pic:pic>
+              </a:graphicData>
+            </a:graphic>
+          </wp:inline>
+        </w:drawing>
+      </w:r>
+    </w:p>
+    <w:p>
+      <w:pPr>
+        <w:keepNext/>
+        <w:spacing w:after="120"/>
+      </w:pPr>
+      <w:r>
+        <w:rPr>
+          <w:b/>
+          <w:bCs/>
+        </w:rPr>
+        <w:t xml:space="preserve">Ratio table (Tabla de razones)</w:t>
+      </w:r>
+      <w:r>
+        <w:t xml:space="preserve"> — A table of equal ratios that shows a pattern.</w:t>
       </w:r>
     </w:p>
     <w:p>
@@ -1304,7 +1430,7 @@
           <w:b/>
           <w:bCs/>
         </w:rPr>
-        <w:t xml:space="preserve">7. onLevel — Spot the Common Mistake</w:t>
+        <w:t xml:space="preserve">7. Spot the Common Mistake</w:t>
       </w:r>
     </w:p>
     <w:p>
@@ -1860,7 +1986,7 @@
           <w:b/>
           <w:bCs/>
         </w:rPr>
-        <w:t xml:space="preserve">7. onLevel — Spot the Common Mistake</w:t>
+        <w:t xml:space="preserve">7. Spot the Common Mistake</w:t>
       </w:r>
     </w:p>
     <w:p>
@@ -1877,6 +2003,14 @@
       </w:pPr>
       <w:r>
         <w:t xml:space="preserve">     Correct work: Ounces are smaller than pounds, so you divide (not multiply): 80 ÷ 16 = 5 pounds. Changing to a bigger unit gives a smaller number.</w:t>
+      </w:r>
+    </w:p>
+    <w:p>
+      <w:pPr>
+        <w:spacing w:after="80" w:before="0"/>
+      </w:pPr>
+      <w:r>
+        <w:t xml:space="preserve">     Watch for: The Operate step multiplied when it should have divided. Pounds are bigger than ounces, so the 80 ounces bundle into 80 ÷ 16 = 5 pounds. An answer of 1,280 pounds should stand out immediately — a container of bolts that weighs 80 ounces is only about 5 pounds.</w:t>
       </w:r>
     </w:p>
     <w:p>
